--- a/docs/policies/IT-Security-User-Guide.docx
+++ b/docs/policies/IT-Security-User-Guide.docx
@@ -2,7 +2,7 @@
 <file path=word/document.xml><?xml version="1.0" encoding="utf-8"?>
 <w:document xmlns:w="http://schemas.openxmlformats.org/wordprocessingml/2006/main" xmlns:m="http://schemas.openxmlformats.org/officeDocument/2006/math" xmlns:r="http://schemas.openxmlformats.org/officeDocument/2006/relationships" xmlns:o="urn:schemas-microsoft-com:office:office" xmlns:v="urn:schemas-microsoft-com:vml" xmlns:w10="urn:schemas-microsoft-com:office:word" xmlns:a="http://schemas.openxmlformats.org/drawingml/2006/main" xmlns:pic="http://schemas.openxmlformats.org/drawingml/2006/picture" xmlns:wp="http://schemas.openxmlformats.org/drawingml/2006/wordprocessingDrawing">
   <w:body>
-    <w:bookmarkStart w:id="27" w:name="คมอสรปสำหรบผใชงาน"/>
+    <w:bookmarkStart w:id="29" w:name="คมอสรปสำหรบผใชงาน"/>
     <w:p>
       <w:pPr>
         <w:pStyle w:val="Heading1"/>
@@ -11,7 +11,7 @@
         <w:t xml:space="preserve">คู่มือสรุปสำหรับผู้ใช้งาน</w:t>
       </w:r>
     </w:p>
-    <w:bookmarkStart w:id="21" w:name="it-security-quick-reference"/>
+    <w:bookmarkStart w:id="22" w:name="it-security-quick-reference"/>
     <w:p>
       <w:pPr>
         <w:pStyle w:val="Heading2"/>
@@ -26,6 +26,12 @@
       </w:pPr>
       <w:r>
         <w:t xml:space="preserve">เอกสารนี้อ่านคู่กับ</w:t>
+      </w:r>
+      <w:r>
+        <w:t xml:space="preserve"> </w:t>
+      </w:r>
+      <w:r>
+        <w:t xml:space="preserve">-</w:t>
       </w:r>
       <w:r>
         <w:t xml:space="preserve"> </w:t>
@@ -44,6 +50,29 @@
       <w:r>
         <w:t xml:space="preserve">(POL-ITSEC-001)</w:t>
       </w:r>
+      <w:r>
+        <w:t xml:space="preserve"> </w:t>
+      </w:r>
+      <w:r>
+        <w:t xml:space="preserve">-</w:t>
+      </w:r>
+      <w:r>
+        <w:t xml:space="preserve"> </w:t>
+      </w:r>
+      <w:hyperlink r:id="rId21">
+        <w:r>
+          <w:rPr>
+            <w:rStyle w:val="Hyperlink"/>
+          </w:rPr>
+          <w:t xml:space="preserve">มาตรฐานรหัสผ่านและการพิสูจน์ตัวตน</w:t>
+        </w:r>
+      </w:hyperlink>
+      <w:r>
+        <w:t xml:space="preserve"> </w:t>
+      </w:r>
+      <w:r>
+        <w:t xml:space="preserve">(STD-ITSEC-001)</w:t>
+      </w:r>
     </w:p>
     <w:p>
       <w:r>
@@ -52,8 +81,8 @@
         </w:pict>
       </w:r>
     </w:p>
-    <w:bookmarkEnd w:id="21"/>
-    <w:bookmarkStart w:id="22" w:name="สงทตองทำเสมอ"/>
+    <w:bookmarkEnd w:id="22"/>
+    <w:bookmarkStart w:id="23" w:name="สงทตองทำเสมอ"/>
     <w:p>
       <w:pPr>
         <w:pStyle w:val="Heading2"/>
@@ -223,8 +252,215 @@
         </w:pict>
       </w:r>
     </w:p>
-    <w:bookmarkEnd w:id="22"/>
-    <w:bookmarkStart w:id="23" w:name="สทธการเขาถง"/>
+    <w:bookmarkEnd w:id="23"/>
+    <w:bookmarkStart w:id="24" w:name="รหสผานและ-mfa-สรปจาก-std-itsec-001"/>
+    <w:p>
+      <w:pPr>
+        <w:pStyle w:val="Heading2"/>
+      </w:pPr>
+      <w:r>
+        <w:t xml:space="preserve">รหัสผ่านและ MFA (สรุปจาก STD-ITSEC-001)</w:t>
+      </w:r>
+    </w:p>
+    <w:tbl>
+      <w:tblPr>
+        <w:tblStyle w:val="Table"/>
+        <w:tblW w:type="auto" w:w="0"/>
+        <w:tblLook w:firstRow="1" w:lastRow="0" w:firstColumn="0" w:lastColumn="0" w:noHBand="0" w:noVBand="0" w:val="0020"/>
+        <w:jc w:val="start"/>
+      </w:tblPr>
+      <w:tblGrid>
+        <w:gridCol w:w="3960"/>
+        <w:gridCol w:w="3960"/>
+      </w:tblGrid>
+      <w:tr>
+        <w:trPr>
+          <w:tblHeader w:val="true"/>
+        </w:trPr>
+        <w:tc>
+          <w:tcPr/>
+          <w:p>
+            <w:pPr>
+              <w:pStyle w:val="Compact"/>
+              <w:jc w:val="left"/>
+            </w:pPr>
+            <w:r>
+              <w:t xml:space="preserve">หัวข้อ</w:t>
+            </w:r>
+          </w:p>
+        </w:tc>
+        <w:tc>
+          <w:tcPr/>
+          <w:p>
+            <w:pPr>
+              <w:pStyle w:val="Compact"/>
+              <w:jc w:val="left"/>
+            </w:pPr>
+            <w:r>
+              <w:t xml:space="preserve">เกณฑ์ขั้นต่ำ</w:t>
+            </w:r>
+          </w:p>
+        </w:tc>
+      </w:tr>
+      <w:tr>
+        <w:tc>
+          <w:tcPr/>
+          <w:p>
+            <w:pPr>
+              <w:pStyle w:val="Compact"/>
+              <w:jc w:val="left"/>
+            </w:pPr>
+            <w:r>
+              <w:t xml:space="preserve">ความยาวรหัสผ่านทั่วไป</w:t>
+            </w:r>
+          </w:p>
+        </w:tc>
+        <w:tc>
+          <w:tcPr/>
+          <w:p>
+            <w:pPr>
+              <w:pStyle w:val="Compact"/>
+              <w:jc w:val="left"/>
+            </w:pPr>
+            <w:r>
+              <w:t xml:space="preserve">อย่างน้อย 12 ตัวอักษร</w:t>
+            </w:r>
+          </w:p>
+        </w:tc>
+      </w:tr>
+      <w:tr>
+        <w:tc>
+          <w:tcPr/>
+          <w:p>
+            <w:pPr>
+              <w:pStyle w:val="Compact"/>
+              <w:jc w:val="left"/>
+            </w:pPr>
+            <w:r>
+              <w:t xml:space="preserve">บัญชีสิทธิพิเศษ</w:t>
+            </w:r>
+          </w:p>
+        </w:tc>
+        <w:tc>
+          <w:tcPr/>
+          <w:p>
+            <w:pPr>
+              <w:pStyle w:val="Compact"/>
+              <w:jc w:val="left"/>
+            </w:pPr>
+            <w:r>
+              <w:t xml:space="preserve">อย่างน้อย 16 ตัวอักษร</w:t>
+            </w:r>
+          </w:p>
+        </w:tc>
+      </w:tr>
+      <w:tr>
+        <w:tc>
+          <w:tcPr/>
+          <w:p>
+            <w:pPr>
+              <w:pStyle w:val="Compact"/>
+              <w:jc w:val="left"/>
+            </w:pPr>
+            <w:r>
+              <w:t xml:space="preserve">MFA</w:t>
+            </w:r>
+          </w:p>
+        </w:tc>
+        <w:tc>
+          <w:tcPr/>
+          <w:p>
+            <w:pPr>
+              <w:pStyle w:val="Compact"/>
+              <w:jc w:val="left"/>
+            </w:pPr>
+            <w:r>
+              <w:t xml:space="preserve">บังคับกับอีเมล VPN คลาวด์ และระบบสำคัญ</w:t>
+            </w:r>
+          </w:p>
+        </w:tc>
+      </w:tr>
+      <w:tr>
+        <w:tc>
+          <w:tcPr/>
+          <w:p>
+            <w:pPr>
+              <w:pStyle w:val="Compact"/>
+              <w:jc w:val="left"/>
+            </w:pPr>
+            <w:r>
+              <w:t xml:space="preserve">ห้าม</w:t>
+            </w:r>
+          </w:p>
+        </w:tc>
+        <w:tc>
+          <w:tcPr/>
+          <w:p>
+            <w:pPr>
+              <w:pStyle w:val="Compact"/>
+              <w:jc w:val="left"/>
+            </w:pPr>
+            <w:r>
+              <w:t xml:space="preserve">แชร์รหัสผ่าน ใช้รหัสง่าย ๆ หรือใช้ซ้ำกับบัญชีส่วนตัว</w:t>
+            </w:r>
+          </w:p>
+        </w:tc>
+      </w:tr>
+      <w:tr>
+        <w:tc>
+          <w:tcPr/>
+          <w:p>
+            <w:pPr>
+              <w:pStyle w:val="Compact"/>
+              <w:jc w:val="left"/>
+            </w:pPr>
+            <w:r>
+              <w:t xml:space="preserve">เมื่อสงสัยว่ารั่ว</w:t>
+            </w:r>
+          </w:p>
+        </w:tc>
+        <w:tc>
+          <w:tcPr/>
+          <w:p>
+            <w:pPr>
+              <w:pStyle w:val="Compact"/>
+              <w:jc w:val="left"/>
+            </w:pPr>
+            <w:r>
+              <w:t xml:space="preserve">เปลี่ยนทันทีแล้วแจ้งฝ่าย IT</w:t>
+            </w:r>
+          </w:p>
+        </w:tc>
+      </w:tr>
+    </w:tbl>
+    <w:p>
+      <w:pPr>
+        <w:pStyle w:val="BodyText"/>
+      </w:pPr>
+      <w:r>
+        <w:t xml:space="preserve">รายละเอียดเต็มดูที่</w:t>
+      </w:r>
+      <w:r>
+        <w:t xml:space="preserve"> </w:t>
+      </w:r>
+      <w:hyperlink r:id="rId21">
+        <w:r>
+          <w:rPr>
+            <w:rStyle w:val="Hyperlink"/>
+          </w:rPr>
+          <w:t xml:space="preserve">Password-Authentication-Standard.md</w:t>
+        </w:r>
+      </w:hyperlink>
+    </w:p>
+    <w:p>
+      <w:r>
+        <w:pict>
+          <v:rect style="width:0;height:1.5pt" o:hralign="center" o:hrstd="t" o:hr="t"/>
+        </w:pict>
+      </w:r>
+    </w:p>
+    <w:bookmarkEnd w:id="24"/>
+    <w:bookmarkStart w:id="25" w:name="สทธการเขาถง"/>
     <w:p>
       <w:pPr>
         <w:pStyle w:val="Heading2"/>
@@ -276,8 +512,8 @@
         </w:pict>
       </w:r>
     </w:p>
-    <w:bookmarkEnd w:id="23"/>
-    <w:bookmarkStart w:id="24" w:name="ขอมลและการจดประเภท"/>
+    <w:bookmarkEnd w:id="25"/>
+    <w:bookmarkStart w:id="26" w:name="ขอมลและการจดประเภท"/>
     <w:p>
       <w:pPr>
         <w:pStyle w:val="Heading2"/>
@@ -499,8 +735,8 @@
         </w:pict>
       </w:r>
     </w:p>
-    <w:bookmarkEnd w:id="24"/>
-    <w:bookmarkStart w:id="25" w:name="ชองทางแจงเหต"/>
+    <w:bookmarkEnd w:id="26"/>
+    <w:bookmarkStart w:id="27" w:name="ชองทางแจงเหต"/>
     <w:p>
       <w:pPr>
         <w:pStyle w:val="Heading2"/>
@@ -653,8 +889,8 @@
         </w:pict>
       </w:r>
     </w:p>
-    <w:bookmarkEnd w:id="25"/>
-    <w:bookmarkStart w:id="26" w:name="การฝาฝน"/>
+    <w:bookmarkEnd w:id="27"/>
+    <w:bookmarkStart w:id="28" w:name="การฝาฝน"/>
     <w:p>
       <w:pPr>
         <w:pStyle w:val="Heading2"/>
@@ -690,8 +926,8 @@
         <w:t xml:space="preserve">อัปเดตล่าสุดให้สอดคล้องกับ POL-ITSEC-001 เวอร์ชัน 1.0</w:t>
       </w:r>
     </w:p>
-    <w:bookmarkEnd w:id="26"/>
-    <w:bookmarkEnd w:id="27"/>
+    <w:bookmarkEnd w:id="28"/>
+    <w:bookmarkEnd w:id="29"/>
     <w:sectPr/>
   </w:body>
 </w:document>

--- a/docs/policies/IT-Security-User-Guide.docx
+++ b/docs/policies/IT-Security-User-Guide.docx
@@ -2,7 +2,7 @@
 <file path=word/document.xml><?xml version="1.0" encoding="utf-8"?>
 <w:document xmlns:w="http://schemas.openxmlformats.org/wordprocessingml/2006/main" xmlns:m="http://schemas.openxmlformats.org/officeDocument/2006/math" xmlns:r="http://schemas.openxmlformats.org/officeDocument/2006/relationships" xmlns:o="urn:schemas-microsoft-com:office:office" xmlns:v="urn:schemas-microsoft-com:vml" xmlns:w10="urn:schemas-microsoft-com:office:word" xmlns:a="http://schemas.openxmlformats.org/drawingml/2006/main" xmlns:pic="http://schemas.openxmlformats.org/drawingml/2006/picture" xmlns:wp="http://schemas.openxmlformats.org/drawingml/2006/wordprocessingDrawing">
   <w:body>
-    <w:bookmarkStart w:id="29" w:name="คมอสรปสำหรบผใชงาน"/>
+    <w:bookmarkStart w:id="30" w:name="คมอสรปสำหรบผใชงาน"/>
     <w:p>
       <w:pPr>
         <w:pStyle w:val="Heading1"/>
@@ -11,7 +11,7 @@
         <w:t xml:space="preserve">คู่มือสรุปสำหรับผู้ใช้งาน</w:t>
       </w:r>
     </w:p>
-    <w:bookmarkStart w:id="22" w:name="it-security-quick-reference"/>
+    <w:bookmarkStart w:id="23" w:name="it-security-quick-reference"/>
     <w:p>
       <w:pPr>
         <w:pStyle w:val="Heading2"/>
@@ -73,6 +73,29 @@
       <w:r>
         <w:t xml:space="preserve">(STD-ITSEC-001)</w:t>
       </w:r>
+      <w:r>
+        <w:t xml:space="preserve"> </w:t>
+      </w:r>
+      <w:r>
+        <w:t xml:space="preserve">-</w:t>
+      </w:r>
+      <w:r>
+        <w:t xml:space="preserve"> </w:t>
+      </w:r>
+      <w:hyperlink r:id="rId22">
+        <w:r>
+          <w:rPr>
+            <w:rStyle w:val="Hyperlink"/>
+          </w:rPr>
+          <w:t xml:space="preserve">มาตรฐานการจัดประเภทข้อมูล</w:t>
+        </w:r>
+      </w:hyperlink>
+      <w:r>
+        <w:t xml:space="preserve"> </w:t>
+      </w:r>
+      <w:r>
+        <w:t xml:space="preserve">(STD-ITSEC-002)</w:t>
+      </w:r>
     </w:p>
     <w:p>
       <w:r>
@@ -81,8 +104,8 @@
         </w:pict>
       </w:r>
     </w:p>
-    <w:bookmarkEnd w:id="22"/>
-    <w:bookmarkStart w:id="23" w:name="สงทตองทำเสมอ"/>
+    <w:bookmarkEnd w:id="23"/>
+    <w:bookmarkStart w:id="24" w:name="สงทตองทำเสมอ"/>
     <w:p>
       <w:pPr>
         <w:pStyle w:val="Heading2"/>
@@ -252,8 +275,8 @@
         </w:pict>
       </w:r>
     </w:p>
-    <w:bookmarkEnd w:id="23"/>
-    <w:bookmarkStart w:id="24" w:name="รหสผานและ-mfa-สรปจาก-std-itsec-001"/>
+    <w:bookmarkEnd w:id="24"/>
+    <w:bookmarkStart w:id="25" w:name="รหสผานและ-mfa-สรปจาก-std-itsec-001"/>
     <w:p>
       <w:pPr>
         <w:pStyle w:val="Heading2"/>
@@ -459,8 +482,8 @@
         </w:pict>
       </w:r>
     </w:p>
-    <w:bookmarkEnd w:id="24"/>
-    <w:bookmarkStart w:id="25" w:name="สทธการเขาถง"/>
+    <w:bookmarkEnd w:id="25"/>
+    <w:bookmarkStart w:id="26" w:name="สทธการเขาถง"/>
     <w:p>
       <w:pPr>
         <w:pStyle w:val="Heading2"/>
@@ -512,8 +535,8 @@
         </w:pict>
       </w:r>
     </w:p>
-    <w:bookmarkEnd w:id="25"/>
-    <w:bookmarkStart w:id="26" w:name="ขอมลและการจดประเภท"/>
+    <w:bookmarkEnd w:id="26"/>
+    <w:bookmarkStart w:id="27" w:name="ขอมลและการจดประเภท"/>
     <w:p>
       <w:pPr>
         <w:pStyle w:val="Heading2"/>
@@ -729,14 +752,97 @@
       </w:tr>
     </w:tbl>
     <w:p>
+      <w:pPr>
+        <w:pStyle w:val="BodyText"/>
+      </w:pPr>
+      <w:r>
+        <w:rPr>
+          <w:bCs/>
+          <w:b/>
+        </w:rPr>
+        <w:t xml:space="preserve">จำง่าย:</w:t>
+      </w:r>
+      <w:r>
+        <w:t xml:space="preserve"> </w:t>
+      </w:r>
+      <w:r>
+        <w:t xml:space="preserve">ข้อมูลส่วนบุคคลทั่วไป = อย่างน้อย</w:t>
+      </w:r>
+      <w:r>
+        <w:t xml:space="preserve"> </w:t>
+      </w:r>
+      <w:r>
+        <w:rPr>
+          <w:bCs/>
+          <w:b/>
+        </w:rPr>
+        <w:t xml:space="preserve">ลับ</w:t>
+      </w:r>
+      <w:r>
+        <w:t xml:space="preserve"> </w:t>
+      </w:r>
+      <w:r>
+        <w:t xml:space="preserve">| ข้อมูลอ่อนไหว/คีย์เข้ารหัส =</w:t>
+      </w:r>
+      <w:r>
+        <w:t xml:space="preserve"> </w:t>
+      </w:r>
+      <w:r>
+        <w:rPr>
+          <w:bCs/>
+          <w:b/>
+        </w:rPr>
+        <w:t xml:space="preserve">ลับที่สุด</w:t>
+      </w:r>
+      <w:r>
+        <w:t xml:space="preserve"> </w:t>
+      </w:r>
+      <w:r>
+        <w:t xml:space="preserve">| ไม่แน่ใจ = จัดเป็น</w:t>
+      </w:r>
+      <w:r>
+        <w:t xml:space="preserve"> </w:t>
+      </w:r>
+      <w:r>
+        <w:rPr>
+          <w:bCs/>
+          <w:b/>
+        </w:rPr>
+        <w:t xml:space="preserve">ลับ</w:t>
+      </w:r>
+      <w:r>
+        <w:t xml:space="preserve"> </w:t>
+      </w:r>
+      <w:r>
+        <w:t xml:space="preserve">ก่อน</w:t>
+      </w:r>
+      <w:r>
+        <w:br/>
+      </w:r>
+      <w:r>
+        <w:t xml:space="preserve">รายละเอียดเต็มดูที่</w:t>
+      </w:r>
+      <w:r>
+        <w:t xml:space="preserve"> </w:t>
+      </w:r>
+      <w:hyperlink r:id="rId22">
+        <w:r>
+          <w:rPr>
+            <w:rStyle w:val="Hyperlink"/>
+          </w:rPr>
+          <w:t xml:space="preserve">Data-Classification-Standard.md</w:t>
+        </w:r>
+      </w:hyperlink>
+    </w:p>
+    <w:p>
       <w:r>
         <w:pict>
           <v:rect style="width:0;height:1.5pt" o:hralign="center" o:hrstd="t" o:hr="t"/>
         </w:pict>
       </w:r>
     </w:p>
-    <w:bookmarkEnd w:id="26"/>
-    <w:bookmarkStart w:id="27" w:name="ชองทางแจงเหต"/>
+    <w:bookmarkEnd w:id="27"/>
+    <w:bookmarkStart w:id="28" w:name="ชองทางแจงเหต"/>
     <w:p>
       <w:pPr>
         <w:pStyle w:val="Heading2"/>
@@ -889,8 +995,8 @@
         </w:pict>
       </w:r>
     </w:p>
-    <w:bookmarkEnd w:id="27"/>
-    <w:bookmarkStart w:id="28" w:name="การฝาฝน"/>
+    <w:bookmarkEnd w:id="28"/>
+    <w:bookmarkStart w:id="29" w:name="การฝาฝน"/>
     <w:p>
       <w:pPr>
         <w:pStyle w:val="Heading2"/>
@@ -926,8 +1032,8 @@
         <w:t xml:space="preserve">อัปเดตล่าสุดให้สอดคล้องกับ POL-ITSEC-001 เวอร์ชัน 1.0</w:t>
       </w:r>
     </w:p>
-    <w:bookmarkEnd w:id="28"/>
     <w:bookmarkEnd w:id="29"/>
+    <w:bookmarkEnd w:id="30"/>
     <w:sectPr/>
   </w:body>
 </w:document>

--- a/docs/policies/IT-Security-User-Guide.docx
+++ b/docs/policies/IT-Security-User-Guide.docx
@@ -2,7 +2,7 @@
 <file path=word/document.xml><?xml version="1.0" encoding="utf-8"?>
 <w:document xmlns:w="http://schemas.openxmlformats.org/wordprocessingml/2006/main" xmlns:m="http://schemas.openxmlformats.org/officeDocument/2006/math" xmlns:r="http://schemas.openxmlformats.org/officeDocument/2006/relationships" xmlns:o="urn:schemas-microsoft-com:office:office" xmlns:v="urn:schemas-microsoft-com:vml" xmlns:w10="urn:schemas-microsoft-com:office:word" xmlns:a="http://schemas.openxmlformats.org/drawingml/2006/main" xmlns:pic="http://schemas.openxmlformats.org/drawingml/2006/picture" xmlns:wp="http://schemas.openxmlformats.org/drawingml/2006/wordprocessingDrawing">
   <w:body>
-    <w:bookmarkStart w:id="30" w:name="คมอสรปสำหรบผใชงาน"/>
+    <w:bookmarkStart w:id="31" w:name="คมอสรปสำหรบผใชงาน"/>
     <w:p>
       <w:pPr>
         <w:pStyle w:val="Heading1"/>
@@ -11,7 +11,7 @@
         <w:t xml:space="preserve">คู่มือสรุปสำหรับผู้ใช้งาน</w:t>
       </w:r>
     </w:p>
-    <w:bookmarkStart w:id="23" w:name="it-security-quick-reference"/>
+    <w:bookmarkStart w:id="24" w:name="it-security-quick-reference"/>
     <w:p>
       <w:pPr>
         <w:pStyle w:val="Heading2"/>
@@ -96,6 +96,29 @@
       <w:r>
         <w:t xml:space="preserve">(STD-ITSEC-002)</w:t>
       </w:r>
+      <w:r>
+        <w:t xml:space="preserve"> </w:t>
+      </w:r>
+      <w:r>
+        <w:t xml:space="preserve">-</w:t>
+      </w:r>
+      <w:r>
+        <w:t xml:space="preserve"> </w:t>
+      </w:r>
+      <w:hyperlink r:id="rId23">
+        <w:r>
+          <w:rPr>
+            <w:rStyle w:val="Hyperlink"/>
+          </w:rPr>
+          <w:t xml:space="preserve">ขั้นตอนการจัดการเหตุการณ์ด้านความปลอดภัย</w:t>
+        </w:r>
+      </w:hyperlink>
+      <w:r>
+        <w:t xml:space="preserve"> </w:t>
+      </w:r>
+      <w:r>
+        <w:t xml:space="preserve">(PROC-IR-001)</w:t>
+      </w:r>
     </w:p>
     <w:p>
       <w:r>
@@ -104,8 +127,8 @@
         </w:pict>
       </w:r>
     </w:p>
-    <w:bookmarkEnd w:id="23"/>
-    <w:bookmarkStart w:id="24" w:name="สงทตองทำเสมอ"/>
+    <w:bookmarkEnd w:id="24"/>
+    <w:bookmarkStart w:id="25" w:name="สงทตองทำเสมอ"/>
     <w:p>
       <w:pPr>
         <w:pStyle w:val="Heading2"/>
@@ -275,8 +298,8 @@
         </w:pict>
       </w:r>
     </w:p>
-    <w:bookmarkEnd w:id="24"/>
-    <w:bookmarkStart w:id="25" w:name="รหสผานและ-mfa-สรปจาก-std-itsec-001"/>
+    <w:bookmarkEnd w:id="25"/>
+    <w:bookmarkStart w:id="26" w:name="รหสผานและ-mfa-สรปจาก-std-itsec-001"/>
     <w:p>
       <w:pPr>
         <w:pStyle w:val="Heading2"/>
@@ -482,8 +505,8 @@
         </w:pict>
       </w:r>
     </w:p>
-    <w:bookmarkEnd w:id="25"/>
-    <w:bookmarkStart w:id="26" w:name="สทธการเขาถง"/>
+    <w:bookmarkEnd w:id="26"/>
+    <w:bookmarkStart w:id="27" w:name="สทธการเขาถง"/>
     <w:p>
       <w:pPr>
         <w:pStyle w:val="Heading2"/>
@@ -535,8 +558,8 @@
         </w:pict>
       </w:r>
     </w:p>
-    <w:bookmarkEnd w:id="26"/>
-    <w:bookmarkStart w:id="27" w:name="ขอมลและการจดประเภท"/>
+    <w:bookmarkEnd w:id="27"/>
+    <w:bookmarkStart w:id="28" w:name="ขอมลและการจดประเภท"/>
     <w:p>
       <w:pPr>
         <w:pStyle w:val="Heading2"/>
@@ -841,8 +864,8 @@
         </w:pict>
       </w:r>
     </w:p>
-    <w:bookmarkEnd w:id="27"/>
-    <w:bookmarkStart w:id="28" w:name="ชองทางแจงเหต"/>
+    <w:bookmarkEnd w:id="28"/>
+    <w:bookmarkStart w:id="29" w:name="ชองทางแจงเหต"/>
     <w:p>
       <w:pPr>
         <w:pStyle w:val="Heading2"/>
@@ -989,14 +1012,51 @@
       </w:r>
     </w:p>
     <w:p>
+      <w:pPr>
+        <w:pStyle w:val="BodyText"/>
+      </w:pPr>
+      <w:r>
+        <w:t xml:space="preserve">รายละเอียดขั้นตอนเต็มดูที่</w:t>
+      </w:r>
+      <w:r>
+        <w:t xml:space="preserve"> </w:t>
+      </w:r>
+      <w:hyperlink r:id="rId23">
+        <w:r>
+          <w:rPr>
+            <w:rStyle w:val="Hyperlink"/>
+          </w:rPr>
+          <w:t xml:space="preserve">Incident-Response-Procedure.md</w:t>
+        </w:r>
+      </w:hyperlink>
+    </w:p>
+    <w:p>
+      <w:pPr>
+        <w:pStyle w:val="BodyText"/>
+      </w:pPr>
+      <w:r>
+        <w:rPr>
+          <w:bCs/>
+          <w:b/>
+        </w:rPr>
+        <w:t xml:space="preserve">จำไว้:</w:t>
+      </w:r>
+      <w:r>
+        <w:t xml:space="preserve"> </w:t>
+      </w:r>
+      <w:r>
+        <w:t xml:space="preserve">อย่าปกปิดเหตุ อย่าลบหลักฐานเอง และรอคำสั่งทีม IR ก่อนดำเนินการเพิ่มเติม</w:t>
+      </w:r>
+    </w:p>
+    <w:p>
       <w:r>
         <w:pict>
           <v:rect style="width:0;height:1.5pt" o:hralign="center" o:hrstd="t" o:hr="t"/>
         </w:pict>
       </w:r>
     </w:p>
-    <w:bookmarkEnd w:id="28"/>
-    <w:bookmarkStart w:id="29" w:name="การฝาฝน"/>
+    <w:bookmarkEnd w:id="29"/>
+    <w:bookmarkStart w:id="30" w:name="การฝาฝน"/>
     <w:p>
       <w:pPr>
         <w:pStyle w:val="Heading2"/>
@@ -1032,8 +1092,8 @@
         <w:t xml:space="preserve">อัปเดตล่าสุดให้สอดคล้องกับ POL-ITSEC-001 เวอร์ชัน 1.0</w:t>
       </w:r>
     </w:p>
-    <w:bookmarkEnd w:id="29"/>
     <w:bookmarkEnd w:id="30"/>
+    <w:bookmarkEnd w:id="31"/>
     <w:sectPr/>
   </w:body>
 </w:document>

--- a/docs/policies/IT-Security-User-Guide.docx
+++ b/docs/policies/IT-Security-User-Guide.docx
@@ -2,7 +2,7 @@
 <file path=word/document.xml><?xml version="1.0" encoding="utf-8"?>
 <w:document xmlns:w="http://schemas.openxmlformats.org/wordprocessingml/2006/main" xmlns:m="http://schemas.openxmlformats.org/officeDocument/2006/math" xmlns:r="http://schemas.openxmlformats.org/officeDocument/2006/relationships" xmlns:o="urn:schemas-microsoft-com:office:office" xmlns:v="urn:schemas-microsoft-com:vml" xmlns:w10="urn:schemas-microsoft-com:office:word" xmlns:a="http://schemas.openxmlformats.org/drawingml/2006/main" xmlns:pic="http://schemas.openxmlformats.org/drawingml/2006/picture" xmlns:wp="http://schemas.openxmlformats.org/drawingml/2006/wordprocessingDrawing">
   <w:body>
-    <w:bookmarkStart w:id="31" w:name="คมอสรปสำหรบผใชงาน"/>
+    <w:bookmarkStart w:id="32" w:name="คมอสรปสำหรบผใชงาน"/>
     <w:p>
       <w:pPr>
         <w:pStyle w:val="Heading1"/>
@@ -11,7 +11,7 @@
         <w:t xml:space="preserve">คู่มือสรุปสำหรับผู้ใช้งาน</w:t>
       </w:r>
     </w:p>
-    <w:bookmarkStart w:id="24" w:name="it-security-quick-reference"/>
+    <w:bookmarkStart w:id="25" w:name="it-security-quick-reference"/>
     <w:p>
       <w:pPr>
         <w:pStyle w:val="Heading2"/>
@@ -119,6 +119,29 @@
       <w:r>
         <w:t xml:space="preserve">(PROC-IR-001)</w:t>
       </w:r>
+      <w:r>
+        <w:t xml:space="preserve"> </w:t>
+      </w:r>
+      <w:r>
+        <w:t xml:space="preserve">-</w:t>
+      </w:r>
+      <w:r>
+        <w:t xml:space="preserve"> </w:t>
+      </w:r>
+      <w:hyperlink r:id="rId24">
+        <w:r>
+          <w:rPr>
+            <w:rStyle w:val="Hyperlink"/>
+          </w:rPr>
+          <w:t xml:space="preserve">ขั้นตอนการขอ/เปลี่ยนแปลง/เพิกถอนสิทธิ์ผู้ใช้</w:t>
+        </w:r>
+      </w:hyperlink>
+      <w:r>
+        <w:t xml:space="preserve"> </w:t>
+      </w:r>
+      <w:r>
+        <w:t xml:space="preserve">(PROC-IAM-001)</w:t>
+      </w:r>
     </w:p>
     <w:p>
       <w:r>
@@ -127,8 +150,8 @@
         </w:pict>
       </w:r>
     </w:p>
-    <w:bookmarkEnd w:id="24"/>
-    <w:bookmarkStart w:id="25" w:name="สงทตองทำเสมอ"/>
+    <w:bookmarkEnd w:id="25"/>
+    <w:bookmarkStart w:id="26" w:name="สงทตองทำเสมอ"/>
     <w:p>
       <w:pPr>
         <w:pStyle w:val="Heading2"/>
@@ -298,8 +321,8 @@
         </w:pict>
       </w:r>
     </w:p>
-    <w:bookmarkEnd w:id="25"/>
-    <w:bookmarkStart w:id="26" w:name="รหสผานและ-mfa-สรปจาก-std-itsec-001"/>
+    <w:bookmarkEnd w:id="26"/>
+    <w:bookmarkStart w:id="27" w:name="รหสผานและ-mfa-สรปจาก-std-itsec-001"/>
     <w:p>
       <w:pPr>
         <w:pStyle w:val="Heading2"/>
@@ -505,8 +528,8 @@
         </w:pict>
       </w:r>
     </w:p>
-    <w:bookmarkEnd w:id="26"/>
-    <w:bookmarkStart w:id="27" w:name="สทธการเขาถง"/>
+    <w:bookmarkEnd w:id="27"/>
+    <w:bookmarkStart w:id="28" w:name="สทธการเขาถง"/>
     <w:p>
       <w:pPr>
         <w:pStyle w:val="Heading2"/>
@@ -524,7 +547,7 @@
         <w:pStyle w:val="Compact"/>
       </w:pPr>
       <w:r>
-        <w:t xml:space="preserve">ขอสิทธิ์เท่าที่งานจำเป็น เท่านั้น</w:t>
+        <w:t xml:space="preserve">ขอสิทธิ์เท่าที่งานจำเป็น เท่านั้น ผ่านช่องทางที่องค์กรกำหนด</w:t>
       </w:r>
     </w:p>
     <w:p>
@@ -552,14 +575,45 @@
       </w:r>
     </w:p>
     <w:p>
+      <w:pPr>
+        <w:numPr>
+          <w:ilvl w:val="0"/>
+          <w:numId w:val="1002"/>
+        </w:numPr>
+        <w:pStyle w:val="Compact"/>
+      </w:pPr>
+      <w:r>
+        <w:t xml:space="preserve">สิทธิ์ชั่วคราว/ผู้รับเหมาต้องมีวันหมดอายุทุกครั้ง</w:t>
+      </w:r>
+    </w:p>
+    <w:p>
+      <w:pPr>
+        <w:pStyle w:val="FirstParagraph"/>
+      </w:pPr>
+      <w:r>
+        <w:t xml:space="preserve">รายละเอียดเต็มดูที่</w:t>
+      </w:r>
+      <w:r>
+        <w:t xml:space="preserve"> </w:t>
+      </w:r>
+      <w:hyperlink r:id="rId24">
+        <w:r>
+          <w:rPr>
+            <w:rStyle w:val="Hyperlink"/>
+          </w:rPr>
+          <w:t xml:space="preserve">User-Access-Management-Procedure.md</w:t>
+        </w:r>
+      </w:hyperlink>
+    </w:p>
+    <w:p>
       <w:r>
         <w:pict>
           <v:rect style="width:0;height:1.5pt" o:hralign="center" o:hrstd="t" o:hr="t"/>
         </w:pict>
       </w:r>
     </w:p>
-    <w:bookmarkEnd w:id="27"/>
-    <w:bookmarkStart w:id="28" w:name="ขอมลและการจดประเภท"/>
+    <w:bookmarkEnd w:id="28"/>
+    <w:bookmarkStart w:id="29" w:name="ขอมลและการจดประเภท"/>
     <w:p>
       <w:pPr>
         <w:pStyle w:val="Heading2"/>
@@ -864,8 +918,8 @@
         </w:pict>
       </w:r>
     </w:p>
-    <w:bookmarkEnd w:id="28"/>
-    <w:bookmarkStart w:id="29" w:name="ชองทางแจงเหต"/>
+    <w:bookmarkEnd w:id="29"/>
+    <w:bookmarkStart w:id="30" w:name="ชองทางแจงเหต"/>
     <w:p>
       <w:pPr>
         <w:pStyle w:val="Heading2"/>
@@ -1055,8 +1109,8 @@
         </w:pict>
       </w:r>
     </w:p>
-    <w:bookmarkEnd w:id="29"/>
-    <w:bookmarkStart w:id="30" w:name="การฝาฝน"/>
+    <w:bookmarkEnd w:id="30"/>
+    <w:bookmarkStart w:id="31" w:name="การฝาฝน"/>
     <w:p>
       <w:pPr>
         <w:pStyle w:val="Heading2"/>
@@ -1092,8 +1146,8 @@
         <w:t xml:space="preserve">อัปเดตล่าสุดให้สอดคล้องกับ POL-ITSEC-001 เวอร์ชัน 1.0</w:t>
       </w:r>
     </w:p>
-    <w:bookmarkEnd w:id="30"/>
     <w:bookmarkEnd w:id="31"/>
+    <w:bookmarkEnd w:id="32"/>
     <w:sectPr/>
   </w:body>
 </w:document>

--- a/docs/policies/IT-Security-User-Guide.docx
+++ b/docs/policies/IT-Security-User-Guide.docx
@@ -2,7 +2,7 @@
 <file path=word/document.xml><?xml version="1.0" encoding="utf-8"?>
 <w:document xmlns:w="http://schemas.openxmlformats.org/wordprocessingml/2006/main" xmlns:m="http://schemas.openxmlformats.org/officeDocument/2006/math" xmlns:r="http://schemas.openxmlformats.org/officeDocument/2006/relationships" xmlns:o="urn:schemas-microsoft-com:office:office" xmlns:v="urn:schemas-microsoft-com:vml" xmlns:w10="urn:schemas-microsoft-com:office:word" xmlns:a="http://schemas.openxmlformats.org/drawingml/2006/main" xmlns:pic="http://schemas.openxmlformats.org/drawingml/2006/picture" xmlns:wp="http://schemas.openxmlformats.org/drawingml/2006/wordprocessingDrawing">
   <w:body>
-    <w:bookmarkStart w:id="32" w:name="คมอสรปสำหรบผใชงาน"/>
+    <w:bookmarkStart w:id="34" w:name="คมอสรปสำหรบผใชงาน"/>
     <w:p>
       <w:pPr>
         <w:pStyle w:val="Heading1"/>
@@ -11,7 +11,7 @@
         <w:t xml:space="preserve">คู่มือสรุปสำหรับผู้ใช้งาน</w:t>
       </w:r>
     </w:p>
-    <w:bookmarkStart w:id="25" w:name="it-security-quick-reference"/>
+    <w:bookmarkStart w:id="26" w:name="it-security-quick-reference"/>
     <w:p>
       <w:pPr>
         <w:pStyle w:val="Heading2"/>
@@ -142,6 +142,29 @@
       <w:r>
         <w:t xml:space="preserve">(PROC-IAM-001)</w:t>
       </w:r>
+      <w:r>
+        <w:t xml:space="preserve"> </w:t>
+      </w:r>
+      <w:r>
+        <w:t xml:space="preserve">-</w:t>
+      </w:r>
+      <w:r>
+        <w:t xml:space="preserve"> </w:t>
+      </w:r>
+      <w:hyperlink r:id="rId25">
+        <w:r>
+          <w:rPr>
+            <w:rStyle w:val="Hyperlink"/>
+          </w:rPr>
+          <w:t xml:space="preserve">แผนความต่อเนื่องทางธุรกิจและกู้คืนจากภัยพิบัติ</w:t>
+        </w:r>
+      </w:hyperlink>
+      <w:r>
+        <w:t xml:space="preserve"> </w:t>
+      </w:r>
+      <w:r>
+        <w:t xml:space="preserve">(PROC-BCP-001)</w:t>
+      </w:r>
     </w:p>
     <w:p>
       <w:r>
@@ -150,8 +173,8 @@
         </w:pict>
       </w:r>
     </w:p>
-    <w:bookmarkEnd w:id="25"/>
-    <w:bookmarkStart w:id="26" w:name="สงทตองทำเสมอ"/>
+    <w:bookmarkEnd w:id="26"/>
+    <w:bookmarkStart w:id="27" w:name="สงทตองทำเสมอ"/>
     <w:p>
       <w:pPr>
         <w:pStyle w:val="Heading2"/>
@@ -321,8 +344,8 @@
         </w:pict>
       </w:r>
     </w:p>
-    <w:bookmarkEnd w:id="26"/>
-    <w:bookmarkStart w:id="27" w:name="รหสผานและ-mfa-สรปจาก-std-itsec-001"/>
+    <w:bookmarkEnd w:id="27"/>
+    <w:bookmarkStart w:id="28" w:name="รหสผานและ-mfa-สรปจาก-std-itsec-001"/>
     <w:p>
       <w:pPr>
         <w:pStyle w:val="Heading2"/>
@@ -528,8 +551,8 @@
         </w:pict>
       </w:r>
     </w:p>
-    <w:bookmarkEnd w:id="27"/>
-    <w:bookmarkStart w:id="28" w:name="สทธการเขาถง"/>
+    <w:bookmarkEnd w:id="28"/>
+    <w:bookmarkStart w:id="29" w:name="สทธการเขาถง"/>
     <w:p>
       <w:pPr>
         <w:pStyle w:val="Heading2"/>
@@ -612,8 +635,8 @@
         </w:pict>
       </w:r>
     </w:p>
-    <w:bookmarkEnd w:id="28"/>
-    <w:bookmarkStart w:id="29" w:name="ขอมลและการจดประเภท"/>
+    <w:bookmarkEnd w:id="29"/>
+    <w:bookmarkStart w:id="30" w:name="ขอมลและการจดประเภท"/>
     <w:p>
       <w:pPr>
         <w:pStyle w:val="Heading2"/>
@@ -918,8 +941,8 @@
         </w:pict>
       </w:r>
     </w:p>
-    <w:bookmarkEnd w:id="29"/>
-    <w:bookmarkStart w:id="30" w:name="ชองทางแจงเหต"/>
+    <w:bookmarkEnd w:id="30"/>
+    <w:bookmarkStart w:id="31" w:name="ชองทางแจงเหต"/>
     <w:p>
       <w:pPr>
         <w:pStyle w:val="Heading2"/>
@@ -1109,8 +1132,102 @@
         </w:pict>
       </w:r>
     </w:p>
-    <w:bookmarkEnd w:id="30"/>
-    <w:bookmarkStart w:id="31" w:name="การฝาฝน"/>
+    <w:bookmarkEnd w:id="31"/>
+    <w:bookmarkStart w:id="32" w:name="เมอเกดภยธรรมชาตหรอสถานททำงานใชไมได"/>
+    <w:p>
+      <w:pPr>
+        <w:pStyle w:val="Heading2"/>
+      </w:pPr>
+      <w:r>
+        <w:t xml:space="preserve">เมื่อเกิดภัยธรรมชาติหรือสถานที่ทำงานใช้ไม่ได้</w:t>
+      </w:r>
+    </w:p>
+    <w:p>
+      <w:pPr>
+        <w:numPr>
+          <w:ilvl w:val="0"/>
+          <w:numId w:val="1003"/>
+        </w:numPr>
+        <w:pStyle w:val="Compact"/>
+      </w:pPr>
+      <w:r>
+        <w:rPr>
+          <w:bCs/>
+          <w:b/>
+        </w:rPr>
+        <w:t xml:space="preserve">ชีวิตมาก่อน</w:t>
+      </w:r>
+      <w:r>
+        <w:t xml:space="preserve"> </w:t>
+      </w:r>
+      <w:r>
+        <w:t xml:space="preserve">— อพยพตามจุดรวมพล ห้ามกลับเข้าพื้นที่เสี่ยงเอง</w:t>
+      </w:r>
+    </w:p>
+    <w:p>
+      <w:pPr>
+        <w:numPr>
+          <w:ilvl w:val="0"/>
+          <w:numId w:val="1003"/>
+        </w:numPr>
+        <w:pStyle w:val="Compact"/>
+      </w:pPr>
+      <w:r>
+        <w:t xml:space="preserve">ติดตามประกาศจากหัวหน้างาน / ทีมวิกฤต เท่านั้น</w:t>
+      </w:r>
+    </w:p>
+    <w:p>
+      <w:pPr>
+        <w:numPr>
+          <w:ilvl w:val="0"/>
+          <w:numId w:val="1003"/>
+        </w:numPr>
+        <w:pStyle w:val="Compact"/>
+      </w:pPr>
+      <w:r>
+        <w:t xml:space="preserve">เตรียมทำงานระยะไกลผ่านช่องทางที่องค์กรอนุมัติ (VPN/MFA)</w:t>
+      </w:r>
+    </w:p>
+    <w:p>
+      <w:pPr>
+        <w:numPr>
+          <w:ilvl w:val="0"/>
+          <w:numId w:val="1003"/>
+        </w:numPr>
+        <w:pStyle w:val="Compact"/>
+      </w:pPr>
+      <w:r>
+        <w:t xml:space="preserve">อย่านำข้อมูลระดับลับขึ้นไปไปไว้คลาวด์ส่วนตัวโดยไม่ได้รับอนุญาต</w:t>
+      </w:r>
+    </w:p>
+    <w:p>
+      <w:pPr>
+        <w:pStyle w:val="FirstParagraph"/>
+      </w:pPr>
+      <w:r>
+        <w:t xml:space="preserve">รายละเอียดเต็มดูที่</w:t>
+      </w:r>
+      <w:r>
+        <w:t xml:space="preserve"> </w:t>
+      </w:r>
+      <w:hyperlink r:id="rId25">
+        <w:r>
+          <w:rPr>
+            <w:rStyle w:val="Hyperlink"/>
+          </w:rPr>
+          <w:t xml:space="preserve">Business-Continuity-Disaster-Recovery-Plan.md</w:t>
+        </w:r>
+      </w:hyperlink>
+    </w:p>
+    <w:p>
+      <w:r>
+        <w:pict>
+          <v:rect style="width:0;height:1.5pt" o:hralign="center" o:hrstd="t" o:hr="t"/>
+        </w:pict>
+      </w:r>
+    </w:p>
+    <w:bookmarkEnd w:id="32"/>
+    <w:bookmarkStart w:id="33" w:name="การฝาฝน"/>
     <w:p>
       <w:pPr>
         <w:pStyle w:val="Heading2"/>
@@ -1146,8 +1263,8 @@
         <w:t xml:space="preserve">อัปเดตล่าสุดให้สอดคล้องกับ POL-ITSEC-001 เวอร์ชัน 1.0</w:t>
       </w:r>
     </w:p>
-    <w:bookmarkEnd w:id="31"/>
-    <w:bookmarkEnd w:id="32"/>
+    <w:bookmarkEnd w:id="33"/>
+    <w:bookmarkEnd w:id="34"/>
     <w:sectPr/>
   </w:body>
 </w:document>
@@ -1450,6 +1567,36 @@
   </w:num>
   <w:num w:numId="1002">
     <w:abstractNumId w:val="991"/>
+  </w:num>
+  <w:num w:numId="1003">
+    <w:abstractNumId w:val="99411"/>
+    <w:lvlOverride w:ilvl="0">
+      <w:startOverride w:val="1"/>
+    </w:lvlOverride>
+    <w:lvlOverride w:ilvl="1">
+      <w:startOverride w:val="1"/>
+    </w:lvlOverride>
+    <w:lvlOverride w:ilvl="2">
+      <w:startOverride w:val="1"/>
+    </w:lvlOverride>
+    <w:lvlOverride w:ilvl="3">
+      <w:startOverride w:val="1"/>
+    </w:lvlOverride>
+    <w:lvlOverride w:ilvl="4">
+      <w:startOverride w:val="1"/>
+    </w:lvlOverride>
+    <w:lvlOverride w:ilvl="5">
+      <w:startOverride w:val="1"/>
+    </w:lvlOverride>
+    <w:lvlOverride w:ilvl="6">
+      <w:startOverride w:val="1"/>
+    </w:lvlOverride>
+    <w:lvlOverride w:ilvl="7">
+      <w:startOverride w:val="1"/>
+    </w:lvlOverride>
+    <w:lvlOverride w:ilvl="8">
+      <w:startOverride w:val="1"/>
+    </w:lvlOverride>
   </w:num>
 </w:numbering>
 </file>

--- a/docs/policies/IT-Security-User-Guide.docx
+++ b/docs/policies/IT-Security-User-Guide.docx
@@ -2,7 +2,7 @@
 <file path=word/document.xml><?xml version="1.0" encoding="utf-8"?>
 <w:document xmlns:w="http://schemas.openxmlformats.org/wordprocessingml/2006/main" xmlns:m="http://schemas.openxmlformats.org/officeDocument/2006/math" xmlns:r="http://schemas.openxmlformats.org/officeDocument/2006/relationships" xmlns:o="urn:schemas-microsoft-com:office:office" xmlns:v="urn:schemas-microsoft-com:vml" xmlns:w10="urn:schemas-microsoft-com:office:word" xmlns:a="http://schemas.openxmlformats.org/drawingml/2006/main" xmlns:pic="http://schemas.openxmlformats.org/drawingml/2006/picture" xmlns:wp="http://schemas.openxmlformats.org/drawingml/2006/wordprocessingDrawing">
   <w:body>
-    <w:bookmarkStart w:id="34" w:name="คมอสรปสำหรบผใชงาน"/>
+    <w:bookmarkStart w:id="35" w:name="คมอสรปสำหรบผใชงาน"/>
     <w:p>
       <w:pPr>
         <w:pStyle w:val="Heading1"/>
@@ -11,7 +11,7 @@
         <w:t xml:space="preserve">คู่มือสรุปสำหรับผู้ใช้งาน</w:t>
       </w:r>
     </w:p>
-    <w:bookmarkStart w:id="26" w:name="it-security-quick-reference"/>
+    <w:bookmarkStart w:id="27" w:name="it-security-quick-reference"/>
     <w:p>
       <w:pPr>
         <w:pStyle w:val="Heading2"/>
@@ -64,6 +64,29 @@
           <w:rPr>
             <w:rStyle w:val="Hyperlink"/>
           </w:rPr>
+          <w:t xml:space="preserve">นโยบายคุ้มครองข้อมูลส่วนบุคคล</w:t>
+        </w:r>
+      </w:hyperlink>
+      <w:r>
+        <w:t xml:space="preserve"> </w:t>
+      </w:r>
+      <w:r>
+        <w:t xml:space="preserve">(POL-PDPA-001)</w:t>
+      </w:r>
+      <w:r>
+        <w:t xml:space="preserve"> </w:t>
+      </w:r>
+      <w:r>
+        <w:t xml:space="preserve">-</w:t>
+      </w:r>
+      <w:r>
+        <w:t xml:space="preserve"> </w:t>
+      </w:r>
+      <w:hyperlink r:id="rId22">
+        <w:r>
+          <w:rPr>
+            <w:rStyle w:val="Hyperlink"/>
+          </w:rPr>
           <w:t xml:space="preserve">มาตรฐานรหัสผ่านและการพิสูจน์ตัวตน</w:t>
         </w:r>
       </w:hyperlink>
@@ -82,7 +105,7 @@
       <w:r>
         <w:t xml:space="preserve"> </w:t>
       </w:r>
-      <w:hyperlink r:id="rId22">
+      <w:hyperlink r:id="rId23">
         <w:r>
           <w:rPr>
             <w:rStyle w:val="Hyperlink"/>
@@ -105,7 +128,7 @@
       <w:r>
         <w:t xml:space="preserve"> </w:t>
       </w:r>
-      <w:hyperlink r:id="rId23">
+      <w:hyperlink r:id="rId24">
         <w:r>
           <w:rPr>
             <w:rStyle w:val="Hyperlink"/>
@@ -128,7 +151,7 @@
       <w:r>
         <w:t xml:space="preserve"> </w:t>
       </w:r>
-      <w:hyperlink r:id="rId24">
+      <w:hyperlink r:id="rId25">
         <w:r>
           <w:rPr>
             <w:rStyle w:val="Hyperlink"/>
@@ -151,7 +174,7 @@
       <w:r>
         <w:t xml:space="preserve"> </w:t>
       </w:r>
-      <w:hyperlink r:id="rId25">
+      <w:hyperlink r:id="rId26">
         <w:r>
           <w:rPr>
             <w:rStyle w:val="Hyperlink"/>
@@ -173,8 +196,8 @@
         </w:pict>
       </w:r>
     </w:p>
-    <w:bookmarkEnd w:id="26"/>
-    <w:bookmarkStart w:id="27" w:name="สงทตองทำเสมอ"/>
+    <w:bookmarkEnd w:id="27"/>
+    <w:bookmarkStart w:id="28" w:name="สงทตองทำเสมอ"/>
     <w:p>
       <w:pPr>
         <w:pStyle w:val="Heading2"/>
@@ -344,8 +367,8 @@
         </w:pict>
       </w:r>
     </w:p>
-    <w:bookmarkEnd w:id="27"/>
-    <w:bookmarkStart w:id="28" w:name="รหสผานและ-mfa-สรปจาก-std-itsec-001"/>
+    <w:bookmarkEnd w:id="28"/>
+    <w:bookmarkStart w:id="29" w:name="รหสผานและ-mfa-สรปจาก-std-itsec-001"/>
     <w:p>
       <w:pPr>
         <w:pStyle w:val="Heading2"/>
@@ -535,7 +558,7 @@
       <w:r>
         <w:t xml:space="preserve"> </w:t>
       </w:r>
-      <w:hyperlink r:id="rId21">
+      <w:hyperlink r:id="rId22">
         <w:r>
           <w:rPr>
             <w:rStyle w:val="Hyperlink"/>
@@ -551,8 +574,8 @@
         </w:pict>
       </w:r>
     </w:p>
-    <w:bookmarkEnd w:id="28"/>
-    <w:bookmarkStart w:id="29" w:name="สทธการเขาถง"/>
+    <w:bookmarkEnd w:id="29"/>
+    <w:bookmarkStart w:id="30" w:name="สทธการเขาถง"/>
     <w:p>
       <w:pPr>
         <w:pStyle w:val="Heading2"/>
@@ -619,7 +642,7 @@
       <w:r>
         <w:t xml:space="preserve"> </w:t>
       </w:r>
-      <w:hyperlink r:id="rId24">
+      <w:hyperlink r:id="rId25">
         <w:r>
           <w:rPr>
             <w:rStyle w:val="Hyperlink"/>
@@ -635,8 +658,8 @@
         </w:pict>
       </w:r>
     </w:p>
-    <w:bookmarkEnd w:id="29"/>
-    <w:bookmarkStart w:id="30" w:name="ขอมลและการจดประเภท"/>
+    <w:bookmarkEnd w:id="30"/>
+    <w:bookmarkStart w:id="31" w:name="ขอมลและการจดประเภท"/>
     <w:p>
       <w:pPr>
         <w:pStyle w:val="Heading2"/>
@@ -925,7 +948,7 @@
       <w:r>
         <w:t xml:space="preserve"> </w:t>
       </w:r>
-      <w:hyperlink r:id="rId22">
+      <w:hyperlink r:id="rId23">
         <w:r>
           <w:rPr>
             <w:rStyle w:val="Hyperlink"/>
@@ -941,8 +964,8 @@
         </w:pict>
       </w:r>
     </w:p>
-    <w:bookmarkEnd w:id="30"/>
-    <w:bookmarkStart w:id="31" w:name="ชองทางแจงเหต"/>
+    <w:bookmarkEnd w:id="31"/>
+    <w:bookmarkStart w:id="32" w:name="ชองทางแจงเหต"/>
     <w:p>
       <w:pPr>
         <w:pStyle w:val="Heading2"/>
@@ -1098,7 +1121,7 @@
       <w:r>
         <w:t xml:space="preserve"> </w:t>
       </w:r>
-      <w:hyperlink r:id="rId23">
+      <w:hyperlink r:id="rId24">
         <w:r>
           <w:rPr>
             <w:rStyle w:val="Hyperlink"/>
@@ -1106,6 +1129,23 @@
           <w:t xml:space="preserve">Incident-Response-Procedure.md</w:t>
         </w:r>
       </w:hyperlink>
+      <w:r>
+        <w:br/>
+      </w:r>
+      <w:r>
+        <w:t xml:space="preserve">รายละเอียดสิทธิเจ้าของข้อมูลและแนวทาง PDPA ดูที่</w:t>
+      </w:r>
+      <w:r>
+        <w:t xml:space="preserve"> </w:t>
+      </w:r>
+      <w:hyperlink r:id="rId21">
+        <w:r>
+          <w:rPr>
+            <w:rStyle w:val="Hyperlink"/>
+          </w:rPr>
+          <w:t xml:space="preserve">Personal-Data-Protection-Policy.md</w:t>
+        </w:r>
+      </w:hyperlink>
     </w:p>
     <w:p>
       <w:pPr>
@@ -1132,8 +1172,8 @@
         </w:pict>
       </w:r>
     </w:p>
-    <w:bookmarkEnd w:id="31"/>
-    <w:bookmarkStart w:id="32" w:name="เมอเกดภยธรรมชาตหรอสถานททำงานใชไมได"/>
+    <w:bookmarkEnd w:id="32"/>
+    <w:bookmarkStart w:id="33" w:name="เมอเกดภยธรรมชาตหรอสถานททำงานใชไมได"/>
     <w:p>
       <w:pPr>
         <w:pStyle w:val="Heading2"/>
@@ -1210,7 +1250,7 @@
       <w:r>
         <w:t xml:space="preserve"> </w:t>
       </w:r>
-      <w:hyperlink r:id="rId25">
+      <w:hyperlink r:id="rId26">
         <w:r>
           <w:rPr>
             <w:rStyle w:val="Hyperlink"/>
@@ -1226,8 +1266,8 @@
         </w:pict>
       </w:r>
     </w:p>
-    <w:bookmarkEnd w:id="32"/>
-    <w:bookmarkStart w:id="33" w:name="การฝาฝน"/>
+    <w:bookmarkEnd w:id="33"/>
+    <w:bookmarkStart w:id="34" w:name="การฝาฝน"/>
     <w:p>
       <w:pPr>
         <w:pStyle w:val="Heading2"/>
@@ -1263,8 +1303,8 @@
         <w:t xml:space="preserve">อัปเดตล่าสุดให้สอดคล้องกับ POL-ITSEC-001 เวอร์ชัน 1.0</w:t>
       </w:r>
     </w:p>
-    <w:bookmarkEnd w:id="33"/>
     <w:bookmarkEnd w:id="34"/>
+    <w:bookmarkEnd w:id="35"/>
     <w:sectPr/>
   </w:body>
 </w:document>

--- a/docs/policies/IT-Security-User-Guide.docx
+++ b/docs/policies/IT-Security-User-Guide.docx
@@ -2,7 +2,7 @@
 <file path=word/document.xml><?xml version="1.0" encoding="utf-8"?>
 <w:document xmlns:w="http://schemas.openxmlformats.org/wordprocessingml/2006/main" xmlns:m="http://schemas.openxmlformats.org/officeDocument/2006/math" xmlns:r="http://schemas.openxmlformats.org/officeDocument/2006/relationships" xmlns:o="urn:schemas-microsoft-com:office:office" xmlns:v="urn:schemas-microsoft-com:vml" xmlns:w10="urn:schemas-microsoft-com:office:word" xmlns:a="http://schemas.openxmlformats.org/drawingml/2006/main" xmlns:pic="http://schemas.openxmlformats.org/drawingml/2006/picture" xmlns:wp="http://schemas.openxmlformats.org/drawingml/2006/wordprocessingDrawing">
   <w:body>
-    <w:bookmarkStart w:id="35" w:name="คมอสรปสำหรบผใชงาน"/>
+    <w:bookmarkStart w:id="37" w:name="คมอสรปสำหรบผใชงาน"/>
     <w:p>
       <w:pPr>
         <w:pStyle w:val="Heading1"/>
@@ -1267,7 +1267,55 @@
       </w:r>
     </w:p>
     <w:bookmarkEnd w:id="33"/>
-    <w:bookmarkStart w:id="34" w:name="การฝาฝน"/>
+    <w:bookmarkStart w:id="35" w:name="การขอยกเวนนโยบายความปลอดภย"/>
+    <w:p>
+      <w:pPr>
+        <w:pStyle w:val="Heading2"/>
+      </w:pPr>
+      <w:r>
+        <w:t xml:space="preserve">การขอยกเว้นนโยบายความปลอดภัย</w:t>
+      </w:r>
+    </w:p>
+    <w:p>
+      <w:pPr>
+        <w:pStyle w:val="FirstParagraph"/>
+      </w:pPr>
+      <w:r>
+        <w:t xml:space="preserve">หากไม่สามารถปฏิบัติตามนโยบายได้ชั่วคราว ให้ใช้แบบฟอร์ม</w:t>
+      </w:r>
+      <w:r>
+        <w:t xml:space="preserve"> </w:t>
+      </w:r>
+      <w:hyperlink r:id="rId34">
+        <w:r>
+          <w:rPr>
+            <w:rStyle w:val="Hyperlink"/>
+          </w:rPr>
+          <w:t xml:space="preserve">Security-Policy-Exception-Form.md</w:t>
+        </w:r>
+      </w:hyperlink>
+      <w:r>
+        <w:t xml:space="preserve"> </w:t>
+      </w:r>
+      <w:r>
+        <w:t xml:space="preserve">(FORM-EXC-001)</w:t>
+      </w:r>
+      <w:r>
+        <w:br/>
+      </w:r>
+      <w:r>
+        <w:t xml:space="preserve">ต้องระบุเหตุผล ระยะเวลา มาตรการชดเชย และรออนุมัติก่อนดำเนินการ (ยกเว้นกรณีฉุกเฉินตามที่กำหนด)</w:t>
+      </w:r>
+    </w:p>
+    <w:p>
+      <w:r>
+        <w:pict>
+          <v:rect style="width:0;height:1.5pt" o:hralign="center" o:hrstd="t" o:hr="t"/>
+        </w:pict>
+      </w:r>
+    </w:p>
+    <w:bookmarkEnd w:id="35"/>
+    <w:bookmarkStart w:id="36" w:name="การฝาฝน"/>
     <w:p>
       <w:pPr>
         <w:pStyle w:val="Heading2"/>
@@ -1303,8 +1351,8 @@
         <w:t xml:space="preserve">อัปเดตล่าสุดให้สอดคล้องกับ POL-ITSEC-001 เวอร์ชัน 1.0</w:t>
       </w:r>
     </w:p>
-    <w:bookmarkEnd w:id="34"/>
-    <w:bookmarkEnd w:id="35"/>
+    <w:bookmarkEnd w:id="36"/>
+    <w:bookmarkEnd w:id="37"/>
     <w:sectPr/>
   </w:body>
 </w:document>

--- a/docs/policies/IT-Security-User-Guide.docx
+++ b/docs/policies/IT-Security-User-Guide.docx
@@ -2,7 +2,7 @@
 <file path=word/document.xml><?xml version="1.0" encoding="utf-8"?>
 <w:document xmlns:w="http://schemas.openxmlformats.org/wordprocessingml/2006/main" xmlns:m="http://schemas.openxmlformats.org/officeDocument/2006/math" xmlns:r="http://schemas.openxmlformats.org/officeDocument/2006/relationships" xmlns:o="urn:schemas-microsoft-com:office:office" xmlns:v="urn:schemas-microsoft-com:vml" xmlns:w10="urn:schemas-microsoft-com:office:word" xmlns:a="http://schemas.openxmlformats.org/drawingml/2006/main" xmlns:pic="http://schemas.openxmlformats.org/drawingml/2006/picture" xmlns:wp="http://schemas.openxmlformats.org/drawingml/2006/wordprocessingDrawing">
   <w:body>
-    <w:bookmarkStart w:id="37" w:name="คมอสรปสำหรบผใชงาน"/>
+    <w:bookmarkStart w:id="40" w:name="คมอสรปสำหรบผใชงาน"/>
     <w:p>
       <w:pPr>
         <w:pStyle w:val="Heading1"/>
@@ -11,7 +11,7 @@
         <w:t xml:space="preserve">คู่มือสรุปสำหรับผู้ใช้งาน</w:t>
       </w:r>
     </w:p>
-    <w:bookmarkStart w:id="27" w:name="it-security-quick-reference"/>
+    <w:bookmarkStart w:id="31" w:name="it-security-quick-reference"/>
     <w:p>
       <w:pPr>
         <w:pStyle w:val="Heading2"/>
@@ -20,9 +20,118 @@
         <w:t xml:space="preserve">IT Security — Quick Reference</w:t>
       </w:r>
     </w:p>
-    <w:p>
-      <w:pPr>
-        <w:pStyle w:val="FirstParagraph"/>
+    <w:tbl>
+      <w:tblPr>
+        <w:tblStyle w:val="Table"/>
+        <w:tblW w:type="auto" w:w="0"/>
+        <w:tblLook w:firstRow="1" w:lastRow="0" w:firstColumn="0" w:lastColumn="0" w:noHBand="0" w:noVBand="0" w:val="0020"/>
+        <w:jc w:val="start"/>
+      </w:tblPr>
+      <w:tblGrid>
+        <w:gridCol w:w="1980"/>
+        <w:gridCol w:w="1980"/>
+        <w:gridCol w:w="1980"/>
+        <w:gridCol w:w="1980"/>
+      </w:tblGrid>
+      <w:tr>
+        <w:trPr>
+          <w:tblHeader w:val="true"/>
+        </w:trPr>
+        <w:tc>
+          <w:tcPr/>
+          <w:p>
+            <w:pPr>
+              <w:pStyle w:val="Compact"/>
+              <w:jc w:val="left"/>
+            </w:pPr>
+            <w:r>
+              <w:t xml:space="preserve">Document No.</w:t>
+            </w:r>
+          </w:p>
+        </w:tc>
+        <w:tc>
+          <w:tcPr/>
+          <w:p>
+            <w:pPr>
+              <w:pStyle w:val="Compact"/>
+              <w:jc w:val="left"/>
+            </w:pPr>
+            <w:r>
+              <w:t xml:space="preserve">GUIDE-ITSEC-001</w:t>
+            </w:r>
+          </w:p>
+        </w:tc>
+        <w:tc>
+          <w:tcPr/>
+          <w:p>
+            <w:pPr>
+              <w:pStyle w:val="Compact"/>
+              <w:jc w:val="left"/>
+            </w:pPr>
+            <w:r>
+              <w:t xml:space="preserve">Rev.</w:t>
+            </w:r>
+          </w:p>
+        </w:tc>
+        <w:tc>
+          <w:tcPr/>
+          <w:p>
+            <w:pPr>
+              <w:pStyle w:val="Compact"/>
+              <w:jc w:val="left"/>
+            </w:pPr>
+            <w:r>
+              <w:t xml:space="preserve">00</w:t>
+            </w:r>
+          </w:p>
+        </w:tc>
+      </w:tr>
+      <w:tr>
+        <w:tc>
+          <w:tcPr/>
+          <w:p>
+            <w:pPr>
+              <w:pStyle w:val="Compact"/>
+              <w:jc w:val="left"/>
+            </w:pPr>
+            <w:r>
+              <w:t xml:space="preserve">สถานะ</w:t>
+            </w:r>
+          </w:p>
+        </w:tc>
+        <w:tc>
+          <w:tcPr/>
+          <w:p>
+            <w:pPr>
+              <w:pStyle w:val="Compact"/>
+              <w:jc w:val="left"/>
+            </w:pPr>
+            <w:r>
+              <w:t xml:space="preserve">Controlled Document (ISO 9001 / STD-QMS-001)</w:t>
+            </w:r>
+          </w:p>
+        </w:tc>
+        <w:tc>
+          <w:tcPr/>
+          <w:p>
+            <w:pPr>
+              <w:pStyle w:val="Compact"/>
+            </w:pPr>
+          </w:p>
+        </w:tc>
+        <w:tc>
+          <w:tcPr/>
+          <w:p>
+            <w:pPr>
+              <w:pStyle w:val="Compact"/>
+            </w:pPr>
+          </w:p>
+        </w:tc>
+      </w:tr>
+    </w:tbl>
+    <w:p>
+      <w:pPr>
+        <w:pStyle w:val="BodyText"/>
       </w:pPr>
       <w:r>
         <w:t xml:space="preserve">เอกสารนี้อ่านคู่กับ</w:t>
@@ -133,6 +242,29 @@
           <w:rPr>
             <w:rStyle w:val="Hyperlink"/>
           </w:rPr>
+          <w:t xml:space="preserve">มาตรฐานการควบคุมเอกสาร</w:t>
+        </w:r>
+      </w:hyperlink>
+      <w:r>
+        <w:t xml:space="preserve"> </w:t>
+      </w:r>
+      <w:r>
+        <w:t xml:space="preserve">(STD-QMS-001)</w:t>
+      </w:r>
+      <w:r>
+        <w:t xml:space="preserve"> </w:t>
+      </w:r>
+      <w:r>
+        <w:t xml:space="preserve">-</w:t>
+      </w:r>
+      <w:r>
+        <w:t xml:space="preserve"> </w:t>
+      </w:r>
+      <w:hyperlink r:id="rId25">
+        <w:r>
+          <w:rPr>
+            <w:rStyle w:val="Hyperlink"/>
+          </w:rPr>
           <w:t xml:space="preserve">ขั้นตอนการจัดการเหตุการณ์ด้านความปลอดภัย</w:t>
         </w:r>
       </w:hyperlink>
@@ -151,7 +283,7 @@
       <w:r>
         <w:t xml:space="preserve"> </w:t>
       </w:r>
-      <w:hyperlink r:id="rId25">
+      <w:hyperlink r:id="rId26">
         <w:r>
           <w:rPr>
             <w:rStyle w:val="Hyperlink"/>
@@ -174,7 +306,7 @@
       <w:r>
         <w:t xml:space="preserve"> </w:t>
       </w:r>
-      <w:hyperlink r:id="rId26">
+      <w:hyperlink r:id="rId27">
         <w:r>
           <w:rPr>
             <w:rStyle w:val="Hyperlink"/>
@@ -188,6 +320,75 @@
       <w:r>
         <w:t xml:space="preserve">(PROC-BCP-001)</w:t>
       </w:r>
+      <w:r>
+        <w:t xml:space="preserve"> </w:t>
+      </w:r>
+      <w:r>
+        <w:t xml:space="preserve">-</w:t>
+      </w:r>
+      <w:r>
+        <w:t xml:space="preserve"> </w:t>
+      </w:r>
+      <w:hyperlink r:id="rId28">
+        <w:r>
+          <w:rPr>
+            <w:rStyle w:val="Hyperlink"/>
+          </w:rPr>
+          <w:t xml:space="preserve">แบบฟอร์มขอยกเว้น</w:t>
+        </w:r>
+      </w:hyperlink>
+      <w:r>
+        <w:t xml:space="preserve"> </w:t>
+      </w:r>
+      <w:r>
+        <w:t xml:space="preserve">(FORM-EXC-001)</w:t>
+      </w:r>
+      <w:r>
+        <w:t xml:space="preserve"> </w:t>
+      </w:r>
+      <w:r>
+        <w:t xml:space="preserve">-</w:t>
+      </w:r>
+      <w:r>
+        <w:t xml:space="preserve"> </w:t>
+      </w:r>
+      <w:hyperlink r:id="rId29">
+        <w:r>
+          <w:rPr>
+            <w:rStyle w:val="Hyperlink"/>
+          </w:rPr>
+          <w:t xml:space="preserve">ทะเบียนแม่เอกสาร</w:t>
+        </w:r>
+      </w:hyperlink>
+      <w:r>
+        <w:t xml:space="preserve"> </w:t>
+      </w:r>
+      <w:r>
+        <w:t xml:space="preserve">(FORM-QMS-001)</w:t>
+      </w:r>
+      <w:r>
+        <w:t xml:space="preserve"> </w:t>
+      </w:r>
+      <w:r>
+        <w:t xml:space="preserve">-</w:t>
+      </w:r>
+      <w:r>
+        <w:t xml:space="preserve"> </w:t>
+      </w:r>
+      <w:hyperlink r:id="rId30">
+        <w:r>
+          <w:rPr>
+            <w:rStyle w:val="Hyperlink"/>
+          </w:rPr>
+          <w:t xml:space="preserve">แบบฟอร์มขอเปลี่ยนแปลงเอกสาร</w:t>
+        </w:r>
+      </w:hyperlink>
+      <w:r>
+        <w:t xml:space="preserve"> </w:t>
+      </w:r>
+      <w:r>
+        <w:t xml:space="preserve">(FORM-QMS-002)</w:t>
+      </w:r>
     </w:p>
     <w:p>
       <w:r>
@@ -196,8 +397,8 @@
         </w:pict>
       </w:r>
     </w:p>
-    <w:bookmarkEnd w:id="27"/>
-    <w:bookmarkStart w:id="28" w:name="สงทตองทำเสมอ"/>
+    <w:bookmarkEnd w:id="31"/>
+    <w:bookmarkStart w:id="32" w:name="สงทตองทำเสมอ"/>
     <w:p>
       <w:pPr>
         <w:pStyle w:val="Heading2"/>
@@ -367,8 +568,8 @@
         </w:pict>
       </w:r>
     </w:p>
-    <w:bookmarkEnd w:id="28"/>
-    <w:bookmarkStart w:id="29" w:name="รหสผานและ-mfa-สรปจาก-std-itsec-001"/>
+    <w:bookmarkEnd w:id="32"/>
+    <w:bookmarkStart w:id="33" w:name="รหสผานและ-mfa-สรปจาก-std-itsec-001"/>
     <w:p>
       <w:pPr>
         <w:pStyle w:val="Heading2"/>
@@ -574,8 +775,8 @@
         </w:pict>
       </w:r>
     </w:p>
-    <w:bookmarkEnd w:id="29"/>
-    <w:bookmarkStart w:id="30" w:name="สทธการเขาถง"/>
+    <w:bookmarkEnd w:id="33"/>
+    <w:bookmarkStart w:id="34" w:name="สทธการเขาถง"/>
     <w:p>
       <w:pPr>
         <w:pStyle w:val="Heading2"/>
@@ -642,7 +843,7 @@
       <w:r>
         <w:t xml:space="preserve"> </w:t>
       </w:r>
-      <w:hyperlink r:id="rId25">
+      <w:hyperlink r:id="rId26">
         <w:r>
           <w:rPr>
             <w:rStyle w:val="Hyperlink"/>
@@ -658,8 +859,8 @@
         </w:pict>
       </w:r>
     </w:p>
-    <w:bookmarkEnd w:id="30"/>
-    <w:bookmarkStart w:id="31" w:name="ขอมลและการจดประเภท"/>
+    <w:bookmarkEnd w:id="34"/>
+    <w:bookmarkStart w:id="35" w:name="ขอมลและการจดประเภท"/>
     <w:p>
       <w:pPr>
         <w:pStyle w:val="Heading2"/>
@@ -964,8 +1165,8 @@
         </w:pict>
       </w:r>
     </w:p>
-    <w:bookmarkEnd w:id="31"/>
-    <w:bookmarkStart w:id="32" w:name="ชองทางแจงเหต"/>
+    <w:bookmarkEnd w:id="35"/>
+    <w:bookmarkStart w:id="36" w:name="ชองทางแจงเหต"/>
     <w:p>
       <w:pPr>
         <w:pStyle w:val="Heading2"/>
@@ -1121,7 +1322,7 @@
       <w:r>
         <w:t xml:space="preserve"> </w:t>
       </w:r>
-      <w:hyperlink r:id="rId24">
+      <w:hyperlink r:id="rId25">
         <w:r>
           <w:rPr>
             <w:rStyle w:val="Hyperlink"/>
@@ -1172,8 +1373,8 @@
         </w:pict>
       </w:r>
     </w:p>
-    <w:bookmarkEnd w:id="32"/>
-    <w:bookmarkStart w:id="33" w:name="เมอเกดภยธรรมชาตหรอสถานททำงานใชไมได"/>
+    <w:bookmarkEnd w:id="36"/>
+    <w:bookmarkStart w:id="37" w:name="เมอเกดภยธรรมชาตหรอสถานททำงานใชไมได"/>
     <w:p>
       <w:pPr>
         <w:pStyle w:val="Heading2"/>
@@ -1250,7 +1451,7 @@
       <w:r>
         <w:t xml:space="preserve"> </w:t>
       </w:r>
-      <w:hyperlink r:id="rId26">
+      <w:hyperlink r:id="rId27">
         <w:r>
           <w:rPr>
             <w:rStyle w:val="Hyperlink"/>
@@ -1266,8 +1467,8 @@
         </w:pict>
       </w:r>
     </w:p>
-    <w:bookmarkEnd w:id="33"/>
-    <w:bookmarkStart w:id="35" w:name="การขอยกเวนนโยบายความปลอดภย"/>
+    <w:bookmarkEnd w:id="37"/>
+    <w:bookmarkStart w:id="38" w:name="การขอยกเวนนโยบายความปลอดภย"/>
     <w:p>
       <w:pPr>
         <w:pStyle w:val="Heading2"/>
@@ -1286,7 +1487,7 @@
       <w:r>
         <w:t xml:space="preserve"> </w:t>
       </w:r>
-      <w:hyperlink r:id="rId34">
+      <w:hyperlink r:id="rId28">
         <w:r>
           <w:rPr>
             <w:rStyle w:val="Hyperlink"/>
@@ -1314,8 +1515,8 @@
         </w:pict>
       </w:r>
     </w:p>
-    <w:bookmarkEnd w:id="35"/>
-    <w:bookmarkStart w:id="36" w:name="การฝาฝน"/>
+    <w:bookmarkEnd w:id="38"/>
+    <w:bookmarkStart w:id="39" w:name="การฝาฝน"/>
     <w:p>
       <w:pPr>
         <w:pStyle w:val="Heading2"/>
@@ -1351,8 +1552,8 @@
         <w:t xml:space="preserve">อัปเดตล่าสุดให้สอดคล้องกับ POL-ITSEC-001 เวอร์ชัน 1.0</w:t>
       </w:r>
     </w:p>
-    <w:bookmarkEnd w:id="36"/>
-    <w:bookmarkEnd w:id="37"/>
+    <w:bookmarkEnd w:id="39"/>
+    <w:bookmarkEnd w:id="40"/>
     <w:sectPr/>
   </w:body>
 </w:document>
